--- a/文件/大專校院產學創新/05 - 作品摘要.docx
+++ b/文件/大專校院產學創新/05 - 作品摘要.docx
@@ -163,7 +163,7 @@
             <w:pPr>
               <w:spacing w:line="500" w:lineRule="exact"/>
               <w:rPr>
-                <w:rFonts w:ascii="Times New Roman" w:eastAsia="標楷體" w:hAnsi="Times New Roman" w:cs="Times New Roman"/>
+                <w:rFonts w:ascii="Times New Roman" w:eastAsia="標楷體" w:hAnsi="Times New Roman" w:cs="Times New Roman" w:hint="eastAsia"/>
                 <w:szCs w:val="24"/>
               </w:rPr>
             </w:pPr>
@@ -195,10 +195,33 @@
             <w:pPr>
               <w:spacing w:line="500" w:lineRule="exact"/>
               <w:rPr>
-                <w:rFonts w:ascii="Times New Roman" w:eastAsia="標楷體" w:hAnsi="Times New Roman" w:cs="Times New Roman" w:hint="eastAsia"/>
+                <w:rFonts w:ascii="Times New Roman" w:eastAsia="標楷體" w:hAnsi="Times New Roman" w:cs="Times New Roman"/>
                 <w:szCs w:val="24"/>
               </w:rPr>
             </w:pPr>
+            <w:proofErr w:type="gramStart"/>
+            <w:r>
+              <w:rPr>
+                <w:rFonts w:ascii="Times New Roman" w:eastAsia="標楷體" w:hAnsi="Times New Roman" w:cs="Times New Roman" w:hint="eastAsia"/>
+                <w:szCs w:val="24"/>
+              </w:rPr>
+              <w:t>谷得</w:t>
+            </w:r>
+            <w:proofErr w:type="gramEnd"/>
+            <w:r>
+              <w:rPr>
+                <w:rFonts w:ascii="Times New Roman" w:eastAsia="標楷體" w:hAnsi="Times New Roman" w:cs="Times New Roman" w:hint="eastAsia"/>
+                <w:szCs w:val="24"/>
+              </w:rPr>
+              <w:t>Buy</w:t>
+            </w:r>
+            <w:r>
+              <w:rPr>
+                <w:rFonts w:ascii="Times New Roman" w:eastAsia="標楷體" w:hAnsi="Times New Roman" w:cs="Times New Roman" w:hint="eastAsia"/>
+                <w:szCs w:val="24"/>
+              </w:rPr>
+              <w:t>主要功能包括以下但不限於：</w:t>
+            </w:r>
           </w:p>
           <w:p>
             <w:pPr>
@@ -208,13 +231,34 @@
                 <w:szCs w:val="24"/>
               </w:rPr>
             </w:pPr>
+            <w:r>
+              <w:rPr>
+                <w:rFonts w:ascii="Times New Roman" w:eastAsia="標楷體" w:hAnsi="Times New Roman" w:cs="Times New Roman" w:hint="eastAsia"/>
+                <w:szCs w:val="24"/>
+              </w:rPr>
+              <w:t>多帶優先規則正式化、</w:t>
+            </w:r>
+            <w:r>
+              <w:rPr>
+                <w:rFonts w:ascii="Times New Roman" w:eastAsia="標楷體" w:hAnsi="Times New Roman" w:cs="Times New Roman" w:hint="eastAsia"/>
+                <w:szCs w:val="24"/>
+              </w:rPr>
+              <w:t xml:space="preserve">AI </w:t>
+            </w:r>
+            <w:r>
+              <w:rPr>
+                <w:rFonts w:ascii="Times New Roman" w:eastAsia="標楷體" w:hAnsi="Times New Roman" w:cs="Times New Roman" w:hint="eastAsia"/>
+                <w:szCs w:val="24"/>
+              </w:rPr>
+              <w:t>自動圖片裁切、</w:t>
+            </w:r>
             <w:proofErr w:type="gramStart"/>
             <w:r>
               <w:rPr>
                 <w:rFonts w:ascii="Times New Roman" w:eastAsia="標楷體" w:hAnsi="Times New Roman" w:cs="Times New Roman" w:hint="eastAsia"/>
                 <w:szCs w:val="24"/>
               </w:rPr>
-              <w:t>谷得</w:t>
+              <w:t>收物帖</w:t>
             </w:r>
             <w:proofErr w:type="gramEnd"/>
             <w:r>
@@ -222,21 +266,21 @@
                 <w:rFonts w:ascii="Times New Roman" w:eastAsia="標楷體" w:hAnsi="Times New Roman" w:cs="Times New Roman" w:hint="eastAsia"/>
                 <w:szCs w:val="24"/>
               </w:rPr>
-              <w:t>Buy</w:t>
-            </w:r>
-            <w:r>
-              <w:rPr>
-                <w:rFonts w:ascii="Times New Roman" w:eastAsia="標楷體" w:hAnsi="Times New Roman" w:cs="Times New Roman" w:hint="eastAsia"/>
-                <w:szCs w:val="24"/>
-              </w:rPr>
-              <w:t>主要功能包括以下但不限於：</w:t>
+              <w:t>&amp;</w:t>
+            </w:r>
+            <w:r>
+              <w:rPr>
+                <w:rFonts w:ascii="Times New Roman" w:eastAsia="標楷體" w:hAnsi="Times New Roman" w:cs="Times New Roman" w:hint="eastAsia"/>
+                <w:szCs w:val="24"/>
+              </w:rPr>
+              <w:t>賣場機制、便利化管理功能</w:t>
             </w:r>
           </w:p>
           <w:p>
             <w:pPr>
               <w:spacing w:line="500" w:lineRule="exact"/>
               <w:rPr>
-                <w:rFonts w:ascii="Times New Roman" w:eastAsia="標楷體" w:hAnsi="Times New Roman" w:cs="Times New Roman"/>
+                <w:rFonts w:ascii="Times New Roman" w:eastAsia="標楷體" w:hAnsi="Times New Roman" w:cs="Times New Roman" w:hint="eastAsia"/>
                 <w:szCs w:val="24"/>
               </w:rPr>
             </w:pPr>
@@ -245,21 +289,42 @@
                 <w:rFonts w:ascii="Times New Roman" w:eastAsia="標楷體" w:hAnsi="Times New Roman" w:cs="Times New Roman" w:hint="eastAsia"/>
                 <w:szCs w:val="24"/>
               </w:rPr>
-              <w:t>多帶優先規則正式化、</w:t>
-            </w:r>
-            <w:r>
-              <w:rPr>
-                <w:rFonts w:ascii="Times New Roman" w:eastAsia="標楷體" w:hAnsi="Times New Roman" w:cs="Times New Roman" w:hint="eastAsia"/>
-                <w:szCs w:val="24"/>
-              </w:rPr>
-              <w:t xml:space="preserve">AI </w:t>
-            </w:r>
-            <w:r>
-              <w:rPr>
-                <w:rFonts w:ascii="Times New Roman" w:eastAsia="標楷體" w:hAnsi="Times New Roman" w:cs="Times New Roman" w:hint="eastAsia"/>
-                <w:szCs w:val="24"/>
-              </w:rPr>
-              <w:t>自動圖片裁切、</w:t>
+              <w:t>(</w:t>
+            </w:r>
+            <w:r>
+              <w:rPr>
+                <w:rFonts w:ascii="Times New Roman" w:eastAsia="標楷體" w:hAnsi="Times New Roman" w:cs="Times New Roman" w:hint="eastAsia"/>
+                <w:szCs w:val="24"/>
+              </w:rPr>
+              <w:t>記帳、圖形</w:t>
+            </w:r>
+            <w:r>
+              <w:rPr>
+                <w:rFonts w:ascii="Times New Roman" w:eastAsia="標楷體" w:hAnsi="Times New Roman" w:cs="Times New Roman" w:hint="eastAsia"/>
+                <w:szCs w:val="24"/>
+              </w:rPr>
+              <w:t>介面設計</w:t>
+            </w:r>
+            <w:r>
+              <w:rPr>
+                <w:rFonts w:ascii="Times New Roman" w:eastAsia="標楷體" w:hAnsi="Times New Roman" w:cs="Times New Roman" w:hint="eastAsia"/>
+                <w:szCs w:val="24"/>
+              </w:rPr>
+              <w:t>)</w:t>
+            </w:r>
+            <w:r>
+              <w:rPr>
+                <w:rFonts w:ascii="Times New Roman" w:eastAsia="標楷體" w:hAnsi="Times New Roman" w:cs="Times New Roman" w:hint="eastAsia"/>
+                <w:szCs w:val="24"/>
+              </w:rPr>
+              <w:t>、</w:t>
+            </w:r>
+            <w:r>
+              <w:rPr>
+                <w:rFonts w:ascii="Times New Roman" w:eastAsia="標楷體" w:hAnsi="Times New Roman" w:cs="Times New Roman" w:hint="eastAsia"/>
+                <w:szCs w:val="24"/>
+              </w:rPr>
+              <w:t>商店</w:t>
             </w:r>
             <w:proofErr w:type="gramStart"/>
             <w:r>
@@ -267,7 +332,7 @@
                 <w:rFonts w:ascii="Times New Roman" w:eastAsia="標楷體" w:hAnsi="Times New Roman" w:cs="Times New Roman" w:hint="eastAsia"/>
                 <w:szCs w:val="24"/>
               </w:rPr>
-              <w:t>收物帖</w:t>
+              <w:t>一鍵導流</w:t>
             </w:r>
             <w:proofErr w:type="gramEnd"/>
             <w:r>
@@ -275,91 +340,8 @@
                 <w:rFonts w:ascii="Times New Roman" w:eastAsia="標楷體" w:hAnsi="Times New Roman" w:cs="Times New Roman" w:hint="eastAsia"/>
                 <w:szCs w:val="24"/>
               </w:rPr>
-              <w:t>&amp;</w:t>
-            </w:r>
-            <w:r>
-              <w:rPr>
-                <w:rFonts w:ascii="Times New Roman" w:eastAsia="標楷體" w:hAnsi="Times New Roman" w:cs="Times New Roman" w:hint="eastAsia"/>
-                <w:szCs w:val="24"/>
-              </w:rPr>
-              <w:t>賣場機制、便利化管理功能</w:t>
-            </w:r>
-          </w:p>
-          <w:p>
-            <w:pPr>
-              <w:spacing w:line="500" w:lineRule="exact"/>
-              <w:rPr>
-                <w:rFonts w:ascii="Times New Roman" w:eastAsia="標楷體" w:hAnsi="Times New Roman" w:cs="Times New Roman"/>
-                <w:szCs w:val="24"/>
-              </w:rPr>
-            </w:pPr>
-            <w:r>
-              <w:rPr>
-                <w:rFonts w:ascii="Times New Roman" w:eastAsia="標楷體" w:hAnsi="Times New Roman" w:cs="Times New Roman" w:hint="eastAsia"/>
-                <w:szCs w:val="24"/>
-              </w:rPr>
-              <w:t>(</w:t>
-            </w:r>
-            <w:r>
-              <w:rPr>
-                <w:rFonts w:ascii="Times New Roman" w:eastAsia="標楷體" w:hAnsi="Times New Roman" w:cs="Times New Roman" w:hint="eastAsia"/>
-                <w:szCs w:val="24"/>
-              </w:rPr>
-              <w:t>記帳、圖形</w:t>
-            </w:r>
-            <w:r>
-              <w:rPr>
-                <w:rFonts w:ascii="Times New Roman" w:eastAsia="標楷體" w:hAnsi="Times New Roman" w:cs="Times New Roman" w:hint="eastAsia"/>
-                <w:szCs w:val="24"/>
-              </w:rPr>
-              <w:t>介面設計</w:t>
-            </w:r>
-            <w:r>
-              <w:rPr>
-                <w:rFonts w:ascii="Times New Roman" w:eastAsia="標楷體" w:hAnsi="Times New Roman" w:cs="Times New Roman" w:hint="eastAsia"/>
-                <w:szCs w:val="24"/>
-              </w:rPr>
-              <w:t>)</w:t>
-            </w:r>
-            <w:r>
-              <w:rPr>
-                <w:rFonts w:ascii="Times New Roman" w:eastAsia="標楷體" w:hAnsi="Times New Roman" w:cs="Times New Roman" w:hint="eastAsia"/>
-                <w:szCs w:val="24"/>
-              </w:rPr>
-              <w:t>、</w:t>
-            </w:r>
-            <w:r>
-              <w:rPr>
-                <w:rFonts w:ascii="Times New Roman" w:eastAsia="標楷體" w:hAnsi="Times New Roman" w:cs="Times New Roman" w:hint="eastAsia"/>
-                <w:szCs w:val="24"/>
-              </w:rPr>
-              <w:t>商店</w:t>
-            </w:r>
-            <w:proofErr w:type="gramStart"/>
-            <w:r>
-              <w:rPr>
-                <w:rFonts w:ascii="Times New Roman" w:eastAsia="標楷體" w:hAnsi="Times New Roman" w:cs="Times New Roman" w:hint="eastAsia"/>
-                <w:szCs w:val="24"/>
-              </w:rPr>
-              <w:t>一鍵導流</w:t>
-            </w:r>
-            <w:proofErr w:type="gramEnd"/>
-            <w:r>
-              <w:rPr>
-                <w:rFonts w:ascii="Times New Roman" w:eastAsia="標楷體" w:hAnsi="Times New Roman" w:cs="Times New Roman" w:hint="eastAsia"/>
-                <w:szCs w:val="24"/>
-              </w:rPr>
               <w:t>等功能。</w:t>
             </w:r>
-          </w:p>
-          <w:p>
-            <w:pPr>
-              <w:spacing w:line="500" w:lineRule="exact"/>
-              <w:rPr>
-                <w:rFonts w:ascii="Times New Roman" w:eastAsia="標楷體" w:hAnsi="Times New Roman" w:cs="Times New Roman" w:hint="eastAsia"/>
-                <w:szCs w:val="24"/>
-              </w:rPr>
-            </w:pPr>
           </w:p>
           <w:p>
             <w:pPr>
@@ -616,7 +598,6 @@
     <w:p>
       <w:pPr>
         <w:rPr>
-          <w:rFonts w:hint="eastAsia"/>
           <w:sz w:val="32"/>
         </w:rPr>
       </w:pPr>
